--- a/rus/docx/40.content.docx
+++ b/rus/docx/40.content.docx
@@ -11,6 +11,15 @@
         <w:pStyle w:val="Heading2"/>
       </w:pPr>
       <w:r>
+        <w:t>Resource: Заметки к учебнику (Тиндейл)</w:t>
+      </w:r>
+      <w:r/>
+    </w:p>
+    <w:p>
+      <w:pPr>
+        <w:pStyle w:val="Heading2"/>
+      </w:pPr>
+      <w:r>
         <w:t>License Information</w:t>
       </w:r>
       <w:r/>
@@ -21,7 +30,7 @@
         <w:rPr>
           <w:b/>
         </w:rPr>
-        <w:t>Study Notes (Tyndale)</w:t>
+        <w:t>Заметки к учебнику (Тиндейл)</w:t>
       </w:r>
       <w:r>
         <w:t xml:space="preserve"> (Russian) is based on</w:t>
@@ -74,7 +83,7 @@
         <w:pStyle w:val="Heading1"/>
       </w:pPr>
       <w:r>
-        <w:t>Study Notes (Tyndale)</w:t>
+        <w:t>Заметки к учебнику (Тиндейл)</w:t>
       </w:r>
     </w:p>
     <w:p>
@@ -103,6 +112,51 @@
         <w:pStyle w:val="Heading2"/>
       </w:pPr>
       <w:r>
+        <w:t>MAT</w:t>
+      </w:r>
+      <w:r/>
+    </w:p>
+    <w:p>
+      <w:r/>
+      <w:r>
+        <w:rPr>
+          <w:i/>
+        </w:rPr>
+        <w:t>От Матфея 1:1, От Матфея 1:1–2:23, От Матфея 1:5, От Матфея 1:7, От Матфея 1:8, От Матфея 1:11, От Матфея 1:12, От Матфея 1:12–16, От Матфея 1:16, От Матфея 1:17, От Матфея 1:18, От Матфея 1:19, От Матфея 1:20, От Матфея 1:21, От Матфея 1:22–23, От Матфея 1:25, От Матфея 2:1, От Матфея 2:1–2, От Матфея 2:2, От Матфея 2:3, От Матфея 2:4, От Матфея 2:6, От Матфея 2:8–10, От Матфея 2:11, От Матфея 2:13–15, От Матфея 2:15, От Матфея 2:16, От Матфея 2:18, От Матфея 2:19, От Матфея 2:20–21, От Матфея 2:22, От Матфея 2:23, От Матфея 3:1, От Матфея 3:2, От Матфея 3:3, От Матфея 3:4, От Матфея 3:5–6, От Матфея 3:7, От Матфея 3:8, От Матфея 3:9, От Матфея 3:11, От Матфея 3:12, От Матфея 3:14, От Матфея 3:15, От Матфея 3:16, От Матфея 3:17, От Матфея 4:1, От Матфея 4:1–11, От Матфея 4:2, От Матфея 4:3–4, От Матфея 4:5–7, От Матфея 4:7, От Матфея 4:8–9, От Матфея 4:11, От Матфея 4:12, От Матфея 4:12–11:1, От Матфея 4:13, От Матфея 4:17, От Матфея 4:18, От Матфея 4:18–22, От Матфея 4:19, От Матфея 4:20–22, От Матфея 4:23, От Матфея 4:23–25, От Матфея 4:24–25, От Матфея 5:1–7:29, От Матфея 5:3, От Матфея 5:4, От Матфея 5:5, От Матфея 5:6, От Матфея 5:7, От Матфея 5:8, От Матфея 5:9, От Матфея 5:10–11, От Матфея 5:12, От Матфея 5:13, От Матфея 5:13–16, От Матфея 5:14, От Матфея 5:16, От Матфея 5:17, От Матфея 5:19, От Матфея 5:20, От Матфея 5:21, От Матфея 5:21–47, От Матфея 5:22, От Матфея 5:23–26, От Матфея 5:27–30, От Матфея 5:29, От Матфея 5:29–30, От Матфея 5:31, От Матфея 5:31–32, От Матфея 5:32, От Матфея 5:33–37, От Матфея 5:38–42, От Матфея 5:41, От Матфея 5:42, От Матфея 5:43–47, От Матфея 5:45, От Матфея 5:47, От Матфея 5:48, От Матфея 6:1, От Матфея 6:2, От Матфея 6:4, От Матфея 6:5, От Матфея 6:6, От Матфея 6:7–8, От Матфея 6:9, От Матфея 6:9–13, От Матфея 6:10, От Матфея 6:11, От Матфея 6:12, От Матфея 6:13, От Матфея 6:16, От Матфея 6:20, От Матфея 6:22, От Матфея 6:24, От Матфея 6:25–34, От Матфея 6:26, От Матфея 6:30, От Матфея 6:32, От Матфея 6:33, От Матфея 7:1, От Матфея 7:3–5, От Матфея 7:6, От Матфея 7:7–8, От Матфея 7:12, От Матфея 7:13, От Матфея 7:13–27, От Матфея 7:14, От Матфея 7:15–20, От Матфея 7:16–17, От Матфея 7:18, От Матфея 7:21, От Матфея 7:22, От Матфея 7:23, От Матфея 7:24, От Матфея 7:24–27, От Матфея 7:25–27, От Матфея 7:28–29, От Матфея 8:1–9:34, От Матфея 8:2, От Матфея 8:3, От Матфея 8:4, От Матфея 8:5, От Матфея 8:5–13, От Матфея 8:7, От Матфея 8:8–10, От Матфея 8:11–12, От Матфея 8:16, От Матфея 8:16–17, От Матфея 8:17, От Матфея 8:18–22, От Матфея 8:19, От Матфея 8:20, От Матфея 8:21, От Матфея 8:22, От Матфея 8:23–27, От Матфея 8:24, От Матфея 8:27, От Матфея 8:28, От Матфея 8:28–34, От Матфея 8:29, От Матфея 8:31, От Матфея 8:32, От Матфея 8:34, От Матфея 9:1, От Матфея 9:1–17, От Матфея 9:3, От Матфея 9:5, От Матфея 9:6, От Матфея 9:8, От Матфея 9:9, От Матфея 9:9–13, От Матфея 9:10, От Матфея 9:13, От Матфея 9:14, От Матфея 9:15, От Матфея 9:16–17, От Матфея 9:18, От Матфея 9:18–34, От Матфея 9:20, От Матфея 9:22, От Матфея 9:23, От Матфея 9:24, От Матфея 9:27, От Матфея 9:28, От Матфея 9:32, От Матфея 9:32–34, От Матфея 9:35, От Матфея 9:35–11:1, От Матфея 9:36, От Матфея 9:37–38, От Матфея 10:1, От Матфея 10:2, От Матфея 10:2–4, От Матфея 10:3, От Матфея 10:4, От Матфея 10:5, От Матфея 10:6, От Матфея 10:7–8, От Матфея 10:8, От Матфея 10:9–10, От Матфея 10:12, От Матфея 10:13, От Матфея 10:14, От Матфея 10:15, От Матфея 10:16, От Матфея 10:19–20, От Матфея 10:21–22, От Матфея 10:23, От Матфея 10:25, От Матфея 10:28, От Матфея 10:29–31, От Матфея 10:32–33, От Матфея 10:34, От Матфея 10:34–39, От Матфея 10:37–39, От Матфея 10:41, От Матфея 10:42, От Матфея 11:2, От Матфея 11:2–19, От Матфея 11:2–20:34, От Матфея 11:5, От Матфея 11:6, От Матфея 11:7, От Матфея 11:11, От Матфея 11:12, От Матфея 11:14–15, От Матфея 11:16–19, От Матфея 11:18–19, От Матфея 11:20–24, От Матфея 11:21–24, От Матфея 11:23, От Матфея 11:25, От Матфея 11:25–30, От Матфея 11:27, От Матфея 11:28, От Матфея 11:29–30, От Матфея 12:1, От Матфея 12:1–8, От Матфея 12:1–14, От Матфея 12:3–4, От Матфея 12:3–7, От Матфея 12:5–6, От Матфея 12:7, От Матфея 12:8, От Матфея 12:9, От Матфея 12:9–14, От Матфея 12:10, От Матфея 12:11–12, От Матфея 12:15–21, От Матфея 12:18, От Матфея 12:20, От Матфея 12:22–45, От Матфея 12:23, От Матфея 12:24, От Матфея 12:26, От Матфея 12:27, От Матфея 12:28, От Матфея 12:29, От Матфея 12:31, От Матфея 12:32, От Матфея 12:33–37, От Матфея 12:36–37, От Матфея 12:38, От Матфея 12:39–40, От Матфея 12:41–42, От Матфея 12:42, От Матфея 12:43, От Матфея 12:43–45, От Матфея 12:48–50, От Матфея 13:1–53, От Матфея 13:3–9, От Матфея 13:10, От Матфея 13:11, От Матфея 13:11–15, От Матфея 13:13, От Матфея 13:14–15, От Матфея 13:16–17, От Матфея 13:19, От Матфея 13:20–21, От Матфея 13:22, От Матфея 13:23, От Матфея 13:24–30, От Матфея 13:25, От Матфея 13:28–30, От Матфея 13:31–33, От Матфея 13:33, От Матфея 13:34–35, От Матфея 13:36, От Матфея 13:36–43, От Матфея 13:38, От Матфея 13:40–42, От Матфея 13:41, От Матфея 13:43, От Матфея 13:44, От Матфея 13:44–46, От Матфея 13:47–50, От Матфея 13:49, От Матфея 13:51, От Матфея 13:52, От Матфея 13:54–58, От Матфея 13:55–56, От Матфея 13:57, От Матфея 13:58, От Матфея 14:1, От Матфея 14:2, От Матфея 14:3–12, От Матфея 14:4, От Матфея 14:6, От Матфея 14:7, От Матфея 14:8, От Матфея 14:13–21, От Матфея 14:21, От Матфея 14:22, От Матфея 14:22–33, От Матфея 14:23, От Матфея 14:25, От Матфея 14:27, От Матфея 14:34–36, От Матфея 15:1, От Матфея 15:1–20, От Матфея 15:2, От Матфея 15:5, От Матфея 15:6, От Матфея 15:7, От Матфея 15:11, От Матфея 15:13, От Матфея 15:21–28, От Матфея 15:22, От Матфея 15:23, От Матфея 15:26, От Матфея 15:29–31, От Матфея 15:32–39, От Матфея 15:39, От Матфея 16:1–12, От Матфея 16:2–3, От Матфея 16:3, От Матфея 16:9–10, От Матфея 16:11–12, От Матфея 16:13, От Матфея 16:14, От Матфея 16:16, От Матфея 16:17, От Матфея 16:18, От Матфея 16:19, От Матфея 16:21, От Матфея 16:21–28, От Матфея 16:22, От Матфея 16:23, От Матфея 16:24, От Матфея 16:25, От Матфея 16:26, От Матфея 16:27, От Матфея 16:28, От Матфея 17:1, От Матфея 17:2, От Матфея 17:3, От Матфея 17:4, От Матфея 17:5, От Матфея 17:6–7, От Матфея 17:9, От Матфея 17:10–13, От Матфея 17:17, От Матфея 17:20, От Матфея 17:22, От Матфея 17:24, От Матфея 17:25–26, От Матфея 18:1, От Матфея 18:1–35, От Матфея 18:3, От Матфея 18:5, От Матфея 18:6, От Матфея 18:8–9, От Матфея 18:10, От Матфея 18:12, От Матфея 18:14, От Матфея 18:15, От Матфея 18:15–20, От Матфея 18:15–35, От Матфея 18:16, От Матфея 18:17, От Матфея 18:18, От Матфея 18:18–20, От Матфея 18:19, От Матфея 18:20, От Матфея 18:21–35, От Матфея 18:22, От Матфея 18:24, От Матфея 18:26, От Матфея 18:28, От Матфея 18:34, От Матфея 18:35, От Матфея 19:1–20:34, От Матфея 19:3, От Матфея 19:4–5, От Матфея 19:6, От Матфея 19:7–8, От Матфея 19:9, От Матфея 19:11, От Матфея 19:12, От Матфея 19:13, От Матфея 19:17, От Матфея 19:21–22, От Матфея 19:23, От Матфея 19:24, От Матфея 19:26, От Матфея 19:28, От Матфея 20:1–16, От Матфея 20:8, От Матфея 20:16, От Матфея 20:20–21, От Матфея 20:20–28, От Матфея 20:21, От Матфея 20:22, От Матфея 20:23, От Матфея 20:24, От Матфея 20:25–28, От Матфея 20:27, От Матфея 20:28, От Матфея 20:29–34, От Матфея 21:1, От Матфея 21:1–28:20, От Матфея 21:3, От Матфея 21:4–5, От Матфея 21:11, От Матфея 21:12, От Матфея 21:12–13, От Матфея 21:13, От Матфея 21:15, От Матфея 21:16, От Матфея 21:19, От Матфея 21:22, От Матфея 21:23, От Матфея 21:23–22:46, От Матфея 21:24, От Матфея 21:25, От Матфея 21:27, От Матфея 21:28–32, От Матфея 21:28–22:14, От Матфея 21:29, От Матфея 21:32, От Матфея 21:33–46, От Матфея 21:34–35, От Матфея 21:37, От Матфея 21:40, От Матфея 21:41, От Матфея 21:42, От Матфея 21:43, От Матфея 21:44, От Матфея 21:45, От Матфея 22:1–14, От Матфея 22:2, От Матфея 22:3–5, От Матфея 22:7, От Матфея 22:8, От Матфея 22:9, От Матфея 22:10, От Матфея 22:11, От Матфея 22:13, От Матфея 22:14, От Матфея 22:15–22, От Матфея 22:16, От Матфея 22:17, От Матфея 22:18, От Матфея 22:20, От Матфея 22:21, От Матфея 22:23, От Матфея 22:23–33, От Матфея 22:29, От Матфея 22:30, От Матфея 22:31–32, От Матфея 22:36, От Матфея 22:37, От Матфея 22:39, От Матфея 22:40, От Матфея 22:41–46, От Матфея 22:42, От Матфея 22:44, От Матфея 22:45, От Матфея 22:46, От Матфея 23:1, От Матфея 23:1–25:46, От Матфея 23:2, От Матфея 23:3, От Матфея 23:4, От Матфея 23:5, От Матфея 23:6, От Матфея 23:7, От Матфея 23:8, От Матфея 23:8–12, От Матфея 23:9, От Матфея 23:10, От Матфея 23:11–12, От Матфея 23:13, От Матфея 23:13–36, От Матфея 23:15, От Матфея 23:16–22, От Матфея 23:23, От Матфея 23:24, От Матфея 23:26, От Матфея 23:27–28, От Матфея 23:29, От Матфея 23:32, От Матфея 23:35, От Матфея 23:37, От Матфея 23:38, От Матфея 23:39, От Матфея 24:1, От Матфея 24:1–31, От Матфея 24:2, От Матфея 24:3, От Матфея 24:4–8, От Матфея 24:5, От Матфея 24:6, От Матфея 24:8, От Матфея 24:9, От Матфея 24:10, От Матфея 24:12, От Матфея 24:13, От Матфея 24:14, От Матфея 24:15, От Матфея 24:20, От Матфея 24:21, От Матфея 24:22, От Матфея 24:24, От Матфея 24:26, От Матфея 24:26–28, От Матфея 24:27–28, От Матфея 24:29, От Матфея 24:29–31, От Матфея 24:30, От Матфея 24:31, От Матфея 24:33, От Матфея 24:34, От Матфея 24:35, От Матфея 24:36, От Матфея 24:37, От Матфея 24:37–41, От Матфея 24:37–25:46, От Матфея 24:40–41, От Матфея 24:42, От Матфея 24:45, От Матфея 24:45–51, От Матфея 25:1, От Матфея 25:1–13, От Матфея 25:3, От Матфея 25:5, От Матфея 25:6, От Матфея 25:14–30, От Матфея 25:19, От Матфея 25:21, От Матфея 25:24, От Матфея 25:29, От Матфея 25:31, От Матфея 25:31–46, От Матфея 25:33, От Матфея 25:34, От Матфея 25:35–36, От Матфея 25:37, От Матфея 25:40, От Матфея 25:46, От Матфея 26:2, От Матфея 26:3, От Матфея 26:5, От Матфея 26:6, От Матфея 26:6–13, От Матфея 26:7, От Матфея 26:8, От Матфея 26:12, От Матфея 26:14–16, От Матфея 26:18, От Матфея 26:23, От Матфея 26:24, От Матфея 26:25, От Матфея 26:26, От Матфея 26:26–29, От Матфея 26:27, От Матфея 26:28, От Матфея 26:29, От Матфея 26:30, От Матфея 26:31, От Матфея 26:32, От Матфея 26:35, От Матфея 26:36, От Матфея 26:36–46, От Матфея 26:37, От Матфея 26:38, От Матфея 26:39, От Матфея 26:49, От Матфея 26:51, От Матфея 26:53, От Матфея 26:54, От Матфея 26:55, От Матфея 26:56, От Матфея 26:57–68, От Матфея 26:57–27:26, От Матфея 26:58, От Матфея 26:59, От Матфея 26:60, От Матфея 26:61, От Матфея 26:63, От Матфея 26:64, От Матфея 26:65, От Матфея 26:67–68, От Матфея 26:69–75, От Матфея 26:73, От Матфея 26:75, От Матфея 27:1, От Матфея 27:1–2, От Матфея 27:2, От Матфея 27:3, От Матфея 27:3–10, От Матфея 27:4, От Матфея 27:5, От Матфея 27:7, От Матфея 27:8, От Матфея 27:9–10, От Матфея 27:11, От Матфея 27:11–26, От Матфея 27:15, От Матфея 27:16, От Матфея 27:19, От Матфея 27:24, От Матфея 27:25, От Матфея 27:26, От Матфея 27:27, От Матфея 27:27–31, От Матфея 27:28–29, От Матфея 27:32, От Матфея 27:32–44, От Матфея 27:34, От Матфея 27:35, От Матфея 27:37, От Матфея 27:38, От Матфея 27:40, От Матфея 27:45, От Матфея 27:46, От Матфея 27:47, От Матфея 27:48, От Матфея 27:50, От Матфея 27:51, От Матфея 27:52–53, От Матфея 27:54, От Матфея 27:58, От Матфея 27:59–60, От Матфея 27:62–66, От Матфея 28:1, От Матфея 28:1–10, От Матфея 28:12, От Матфея 28:13, От Матфея 28:15, От Матфея 28:17, От Матфея 28:18, От Матфея 28:19, От Матфея 28:20</w:t>
+      </w:r>
+      <w:r/>
+    </w:p>
+    <w:p>
+      <w:r/>
+      <w:r>
+        <w:t xml:space="preserve"> </w:t>
+      </w:r>
+      <w:r/>
+      <w:r/>
+    </w:p>
+    <w:p>
+      <w:pPr>
+        <w:sectPr>
+          <w:footnotePr>
+            <w:numRestart w:val="eachSect"/>
+          </w:footnotePr>
+          <w:type w:val="continuous"/>
+          <w:pgSz w:w="12240" w:h="15840" w:code="1"/>
+          <w:pgMar w:top="1440" w:right="1440" w:bottom="1440" w:left="1440" w:header="504" w:footer="504" w:gutter="0"/>
+          <w:cols w:space="708"/>
+          <w:titlePg/>
+          <w:docGrid w:linePitch="360"/>
+        </w:sectPr>
+      </w:pPr>
+    </w:p>
+    <w:p>
+      <w:r/>
+    </w:p>
+    <w:p>
+      <w:pPr>
+        <w:pStyle w:val="Heading2"/>
+      </w:pPr>
+      <w:r>
         <w:t>От Матфея 1:1</w:t>
       </w:r>
       <w:r/>
@@ -39393,7 +39447,7 @@
         <w:t xml:space="preserve"> и </w:t>
       </w:r>
       <w:r>
-        <w:t>соответствующую к нему учебную заметку</w:t>
+        <w:t>соответствующий комментарий</w:t>
       </w:r>
       <w:r>
         <w:t>); (4) съедание опресноков (</w:t>
@@ -39465,7 +39519,7 @@
         <w:t xml:space="preserve">; см. </w:t>
       </w:r>
       <w:r>
-        <w:t>Учебные заметки к Псалмам 112–117</w:t>
+        <w:t>комментарии к Псалмам 112–117</w:t>
       </w:r>
       <w:r>
         <w:t>); (8) принятие второй чаши; (9) благословение и съедание опресноков (</w:t>
@@ -39647,7 +39701,7 @@
         <w:t>пресуществление</w:t>
       </w:r>
       <w:r>
-        <w:t>); (2) что во время проведения таинства Христос присутствует особенным образом либо духовно (</w:t>
+        <w:t>); (2) что Христос, как понимается, действительно присутствует в таинстве таинственным, но реальным образом, который превосходит человеческое понимание (</w:t>
       </w:r>
       <w:r>
         <w:rPr>
@@ -39656,16 +39710,7 @@
         <w:t>реальное присутствие</w:t>
       </w:r>
       <w:r>
-        <w:t>), либо «в/с /под» хлебом и вином (</w:t>
-      </w:r>
-      <w:r>
-        <w:rPr>
-          <w:i/>
-        </w:rPr>
-        <w:t>консубстанциация</w:t>
-      </w:r>
-      <w:r>
-        <w:t>); (3) что хлеб и вино просто являются символами Тела и Крови Христа, а принятие Вечери приносит участникам особую благодать по вере через Святого Духа (</w:t>
+        <w:t>).; (3) что хлеб и вино просто являются символами Тела и Крови Христа, а принятие Вечери приносит участникам особую благодать по вере через Святого Духа (</w:t>
       </w:r>
       <w:r>
         <w:rPr>
